--- a/zht/docx/002.content.docx
+++ b/zht/docx/002.content.docx
@@ -373,114 +373,84 @@
           <w:lang w:val="zh_TW" w:bidi="zh_TW"/>
         </w:rPr>
       </w:r>
-      <w:hyperlink r:id="rId13">
-        <w:r>
-          <w:rPr>
-            <w:lang w:val="zh_TW" w:bidi="zh_TW"/>
-          </w:rPr>
-          <w:rPr>
-            <w:color w:val="0000EE"/>
-            <w:u w:val="single"/>
-          </w:rPr>
-          <w:t>撒母耳記上15:34–35</w:t>
-        </w:r>
-      </w:hyperlink>
-    </w:p>
-    <w:p>
-      <w:pPr>
-        <w:pStyle w:val="ListBullet"/>
-        <w:spacing w:line="240" w:lineRule="auto"/>
-        <w:ind w:left="720"/>
-      </w:pPr>
-      <w:r>
-        <w:rPr>
-          <w:lang w:val="zh_TW" w:bidi="zh_TW"/>
-        </w:rPr>
-      </w:r>
-      <w:hyperlink r:id="rId14">
-        <w:r>
-          <w:rPr>
-            <w:lang w:val="zh_TW" w:bidi="zh_TW"/>
-          </w:rPr>
-          <w:rPr>
-            <w:color w:val="0000EE"/>
-            <w:u w:val="single"/>
-          </w:rPr>
-          <w:t>撒母耳記下1:11</w:t>
-        </w:r>
-      </w:hyperlink>
-    </w:p>
-    <w:p>
-      <w:pPr>
-        <w:pStyle w:val="ListBullet"/>
-        <w:spacing w:line="240" w:lineRule="auto"/>
-        <w:ind w:left="720"/>
-      </w:pPr>
-      <w:r>
-        <w:rPr>
-          <w:lang w:val="zh_TW" w:bidi="zh_TW"/>
-        </w:rPr>
-      </w:r>
-      <w:hyperlink r:id="rId15">
-        <w:r>
-          <w:rPr>
-            <w:lang w:val="zh_TW" w:bidi="zh_TW"/>
-          </w:rPr>
-          <w:rPr>
-            <w:color w:val="0000EE"/>
-            <w:u w:val="single"/>
-          </w:rPr>
-          <w:t>創世記23:2</w:t>
-        </w:r>
-      </w:hyperlink>
-    </w:p>
-    <w:p>
-      <w:pPr>
-        <w:pStyle w:val="ListBullet"/>
-        <w:spacing w:line="240" w:lineRule="auto"/>
-        <w:ind w:left="720"/>
-      </w:pPr>
-      <w:r>
-        <w:rPr>
-          <w:lang w:val="zh_TW" w:bidi="zh_TW"/>
-        </w:rPr>
-      </w:r>
-      <w:hyperlink r:id="rId16">
-        <w:r>
-          <w:rPr>
-            <w:lang w:val="zh_TW" w:bidi="zh_TW"/>
-          </w:rPr>
-          <w:rPr>
-            <w:color w:val="0000EE"/>
-            <w:u w:val="single"/>
-          </w:rPr>
-          <w:t>路加福音7:31–32</w:t>
-        </w:r>
-      </w:hyperlink>
-    </w:p>
-    <w:p>
-      <w:pPr>
-        <w:pStyle w:val="ListBullet"/>
-        <w:spacing w:line="240" w:lineRule="auto"/>
-        <w:ind w:left="720"/>
-      </w:pPr>
-      <w:r>
-        <w:rPr>
-          <w:lang w:val="zh_TW" w:bidi="zh_TW"/>
-        </w:rPr>
-      </w:r>
-      <w:hyperlink r:id="rId17">
-        <w:r>
-          <w:rPr>
-            <w:lang w:val="zh_TW" w:bidi="zh_TW"/>
-          </w:rPr>
-          <w:rPr>
-            <w:color w:val="0000EE"/>
-            <w:u w:val="single"/>
-          </w:rPr>
-          <w:t>馬太福音11:17</w:t>
-        </w:r>
-      </w:hyperlink>
+      <w:r>
+        <w:rPr>
+          <w:lang w:val="zh_TW" w:bidi="zh_TW"/>
+        </w:rPr>
+        <w:t>撒母耳記上15:34–35</w:t>
+      </w:r>
+    </w:p>
+    <w:p>
+      <w:pPr>
+        <w:pStyle w:val="ListBullet"/>
+        <w:spacing w:line="240" w:lineRule="auto"/>
+        <w:ind w:left="720"/>
+      </w:pPr>
+      <w:r>
+        <w:rPr>
+          <w:lang w:val="zh_TW" w:bidi="zh_TW"/>
+        </w:rPr>
+      </w:r>
+      <w:r>
+        <w:rPr>
+          <w:lang w:val="zh_TW" w:bidi="zh_TW"/>
+        </w:rPr>
+        <w:t>撒母耳記下1:11</w:t>
+      </w:r>
+    </w:p>
+    <w:p>
+      <w:pPr>
+        <w:pStyle w:val="ListBullet"/>
+        <w:spacing w:line="240" w:lineRule="auto"/>
+        <w:ind w:left="720"/>
+      </w:pPr>
+      <w:r>
+        <w:rPr>
+          <w:lang w:val="zh_TW" w:bidi="zh_TW"/>
+        </w:rPr>
+      </w:r>
+      <w:r>
+        <w:rPr>
+          <w:lang w:val="zh_TW" w:bidi="zh_TW"/>
+        </w:rPr>
+        <w:t>創世記23:2</w:t>
+      </w:r>
+    </w:p>
+    <w:p>
+      <w:pPr>
+        <w:pStyle w:val="ListBullet"/>
+        <w:spacing w:line="240" w:lineRule="auto"/>
+        <w:ind w:left="720"/>
+      </w:pPr>
+      <w:r>
+        <w:rPr>
+          <w:lang w:val="zh_TW" w:bidi="zh_TW"/>
+        </w:rPr>
+      </w:r>
+      <w:r>
+        <w:rPr>
+          <w:lang w:val="zh_TW" w:bidi="zh_TW"/>
+        </w:rPr>
+        <w:t>路加福音7:31–32</w:t>
+      </w:r>
+    </w:p>
+    <w:p>
+      <w:pPr>
+        <w:pStyle w:val="ListBullet"/>
+        <w:spacing w:line="240" w:lineRule="auto"/>
+        <w:ind w:left="720"/>
+      </w:pPr>
+      <w:r>
+        <w:rPr>
+          <w:lang w:val="zh_TW" w:bidi="zh_TW"/>
+        </w:rPr>
+      </w:r>
+      <w:r>
+        <w:rPr>
+          <w:lang w:val="zh_TW" w:bidi="zh_TW"/>
+        </w:rPr>
+        <w:t>馬太福音11:17</w:t>
+      </w:r>
     </w:p>
     <w:p>
       <w:pPr>
@@ -675,210 +645,156 @@
           <w:lang w:val="zh_TW" w:bidi="zh_TW"/>
         </w:rPr>
       </w:r>
-      <w:hyperlink r:id="rId18">
-        <w:r>
-          <w:rPr>
-            <w:lang w:val="zh_TW" w:bidi="zh_TW"/>
-          </w:rPr>
-          <w:rPr>
-            <w:color w:val="0000EE"/>
-            <w:u w:val="single"/>
-          </w:rPr>
-          <w:t>阿摩司書8:9–10</w:t>
-        </w:r>
-      </w:hyperlink>
-    </w:p>
-    <w:p>
-      <w:pPr>
-        <w:pStyle w:val="ListBullet"/>
-        <w:spacing w:line="240" w:lineRule="auto"/>
-        <w:ind w:left="720"/>
-      </w:pPr>
-      <w:r>
-        <w:rPr>
-          <w:lang w:val="zh_TW" w:bidi="zh_TW"/>
-        </w:rPr>
-      </w:r>
-      <w:hyperlink r:id="rId19">
-        <w:r>
-          <w:rPr>
-            <w:lang w:val="zh_TW" w:bidi="zh_TW"/>
-          </w:rPr>
-          <w:rPr>
-            <w:color w:val="0000EE"/>
-            <w:u w:val="single"/>
-          </w:rPr>
-          <w:t>以西結書32:1–2</w:t>
-        </w:r>
-      </w:hyperlink>
-    </w:p>
-    <w:p>
-      <w:pPr>
-        <w:pStyle w:val="ListBullet"/>
-        <w:spacing w:line="240" w:lineRule="auto"/>
-        <w:ind w:left="720"/>
-      </w:pPr>
-      <w:r>
-        <w:rPr>
-          <w:lang w:val="zh_TW" w:bidi="zh_TW"/>
-        </w:rPr>
-      </w:r>
-      <w:hyperlink r:id="rId20">
-        <w:r>
-          <w:rPr>
-            <w:lang w:val="zh_TW" w:bidi="zh_TW"/>
-          </w:rPr>
-          <w:rPr>
-            <w:color w:val="0000EE"/>
-            <w:u w:val="single"/>
-          </w:rPr>
-          <w:t>耶利米書22:18</w:t>
-        </w:r>
-      </w:hyperlink>
-    </w:p>
-    <w:p>
-      <w:pPr>
-        <w:pStyle w:val="ListBullet"/>
-        <w:spacing w:line="240" w:lineRule="auto"/>
-        <w:ind w:left="720"/>
-      </w:pPr>
-      <w:r>
-        <w:rPr>
-          <w:lang w:val="zh_TW" w:bidi="zh_TW"/>
-        </w:rPr>
-      </w:r>
-      <w:hyperlink r:id="rId21">
-        <w:r>
-          <w:rPr>
-            <w:lang w:val="zh_TW" w:bidi="zh_TW"/>
-          </w:rPr>
-          <w:rPr>
-            <w:color w:val="0000EE"/>
-            <w:u w:val="single"/>
-          </w:rPr>
-          <w:t>約伯記27:15–17</w:t>
-        </w:r>
-      </w:hyperlink>
-    </w:p>
-    <w:p>
-      <w:pPr>
-        <w:pStyle w:val="ListBullet"/>
-        <w:spacing w:line="240" w:lineRule="auto"/>
-        <w:ind w:left="720"/>
-      </w:pPr>
-      <w:r>
-        <w:rPr>
-          <w:lang w:val="zh_TW" w:bidi="zh_TW"/>
-        </w:rPr>
-      </w:r>
-      <w:hyperlink r:id="rId22">
-        <w:r>
-          <w:rPr>
-            <w:lang w:val="zh_TW" w:bidi="zh_TW"/>
-          </w:rPr>
-          <w:rPr>
-            <w:color w:val="0000EE"/>
-            <w:u w:val="single"/>
-          </w:rPr>
-          <w:t>耶利米哀歌2:5</w:t>
-        </w:r>
-      </w:hyperlink>
-    </w:p>
-    <w:p>
-      <w:pPr>
-        <w:pStyle w:val="ListBullet"/>
-        <w:spacing w:line="240" w:lineRule="auto"/>
-        <w:ind w:left="720"/>
-      </w:pPr>
-      <w:r>
-        <w:rPr>
-          <w:lang w:val="zh_TW" w:bidi="zh_TW"/>
-        </w:rPr>
-      </w:r>
-      <w:hyperlink r:id="rId23">
-        <w:r>
-          <w:rPr>
-            <w:lang w:val="zh_TW" w:bidi="zh_TW"/>
-          </w:rPr>
-          <w:rPr>
-            <w:color w:val="0000EE"/>
-            <w:u w:val="single"/>
-          </w:rPr>
-          <w:t>耶利米哀歌2:8</w:t>
-        </w:r>
-      </w:hyperlink>
-    </w:p>
-    <w:p>
-      <w:pPr>
-        <w:pStyle w:val="ListBullet"/>
-        <w:spacing w:line="240" w:lineRule="auto"/>
-        <w:ind w:left="720"/>
-      </w:pPr>
-      <w:r>
-        <w:rPr>
-          <w:lang w:val="zh_TW" w:bidi="zh_TW"/>
-        </w:rPr>
-      </w:r>
-      <w:hyperlink r:id="rId24">
-        <w:r>
-          <w:rPr>
-            <w:lang w:val="zh_TW" w:bidi="zh_TW"/>
-          </w:rPr>
-          <w:rPr>
-            <w:color w:val="0000EE"/>
-            <w:u w:val="single"/>
-          </w:rPr>
-          <w:t>彌迦書2:4</w:t>
-        </w:r>
-      </w:hyperlink>
-    </w:p>
-    <w:p>
-      <w:pPr>
-        <w:pStyle w:val="ListBullet"/>
-        <w:spacing w:line="240" w:lineRule="auto"/>
-        <w:ind w:left="720"/>
-      </w:pPr>
-      <w:r>
-        <w:rPr>
-          <w:lang w:val="zh_TW" w:bidi="zh_TW"/>
-        </w:rPr>
-      </w:r>
-      <w:hyperlink r:id="rId25">
-        <w:r>
-          <w:rPr>
-            <w:lang w:val="zh_TW" w:bidi="zh_TW"/>
-          </w:rPr>
-          <w:rPr>
-            <w:color w:val="0000EE"/>
-            <w:u w:val="single"/>
-          </w:rPr>
-          <w:t>詩篇102:1–2</w:t>
-        </w:r>
-      </w:hyperlink>
-    </w:p>
-    <w:p>
-      <w:pPr>
-        <w:pStyle w:val="ListBullet"/>
-        <w:spacing w:line="240" w:lineRule="auto"/>
-        <w:ind w:left="720"/>
-      </w:pPr>
-      <w:r>
-        <w:rPr>
-          <w:lang w:val="zh_TW" w:bidi="zh_TW"/>
-        </w:rPr>
-      </w:r>
-      <w:hyperlink r:id="rId26">
-        <w:r>
-          <w:rPr>
-            <w:lang w:val="zh_TW" w:bidi="zh_TW"/>
-          </w:rPr>
-          <w:rPr>
-            <w:color w:val="0000EE"/>
-            <w:u w:val="single"/>
-          </w:rPr>
-          <w:t>撒迦利亞書11:2</w:t>
-        </w:r>
-      </w:hyperlink>
+      <w:r>
+        <w:rPr>
+          <w:lang w:val="zh_TW" w:bidi="zh_TW"/>
+        </w:rPr>
+        <w:t>阿摩司書8:9–10</w:t>
+      </w:r>
+    </w:p>
+    <w:p>
+      <w:pPr>
+        <w:pStyle w:val="ListBullet"/>
+        <w:spacing w:line="240" w:lineRule="auto"/>
+        <w:ind w:left="720"/>
+      </w:pPr>
+      <w:r>
+        <w:rPr>
+          <w:lang w:val="zh_TW" w:bidi="zh_TW"/>
+        </w:rPr>
+      </w:r>
+      <w:r>
+        <w:rPr>
+          <w:lang w:val="zh_TW" w:bidi="zh_TW"/>
+        </w:rPr>
+        <w:t>以西結書32:1–2</w:t>
+      </w:r>
+    </w:p>
+    <w:p>
+      <w:pPr>
+        <w:pStyle w:val="ListBullet"/>
+        <w:spacing w:line="240" w:lineRule="auto"/>
+        <w:ind w:left="720"/>
+      </w:pPr>
+      <w:r>
+        <w:rPr>
+          <w:lang w:val="zh_TW" w:bidi="zh_TW"/>
+        </w:rPr>
+      </w:r>
+      <w:r>
+        <w:rPr>
+          <w:lang w:val="zh_TW" w:bidi="zh_TW"/>
+        </w:rPr>
+        <w:t>耶利米書22:18</w:t>
+      </w:r>
+    </w:p>
+    <w:p>
+      <w:pPr>
+        <w:pStyle w:val="ListBullet"/>
+        <w:spacing w:line="240" w:lineRule="auto"/>
+        <w:ind w:left="720"/>
+      </w:pPr>
+      <w:r>
+        <w:rPr>
+          <w:lang w:val="zh_TW" w:bidi="zh_TW"/>
+        </w:rPr>
+      </w:r>
+      <w:r>
+        <w:rPr>
+          <w:lang w:val="zh_TW" w:bidi="zh_TW"/>
+        </w:rPr>
+        <w:t>約伯記27:15–17</w:t>
+      </w:r>
+    </w:p>
+    <w:p>
+      <w:pPr>
+        <w:pStyle w:val="ListBullet"/>
+        <w:spacing w:line="240" w:lineRule="auto"/>
+        <w:ind w:left="720"/>
+      </w:pPr>
+      <w:r>
+        <w:rPr>
+          <w:lang w:val="zh_TW" w:bidi="zh_TW"/>
+        </w:rPr>
+      </w:r>
+      <w:r>
+        <w:rPr>
+          <w:lang w:val="zh_TW" w:bidi="zh_TW"/>
+        </w:rPr>
+        <w:t>耶利米哀歌2:5</w:t>
+      </w:r>
+    </w:p>
+    <w:p>
+      <w:pPr>
+        <w:pStyle w:val="ListBullet"/>
+        <w:spacing w:line="240" w:lineRule="auto"/>
+        <w:ind w:left="720"/>
+      </w:pPr>
+      <w:r>
+        <w:rPr>
+          <w:lang w:val="zh_TW" w:bidi="zh_TW"/>
+        </w:rPr>
+      </w:r>
+      <w:r>
+        <w:rPr>
+          <w:lang w:val="zh_TW" w:bidi="zh_TW"/>
+        </w:rPr>
+        <w:t>耶利米哀歌2:8</w:t>
+      </w:r>
+    </w:p>
+    <w:p>
+      <w:pPr>
+        <w:pStyle w:val="ListBullet"/>
+        <w:spacing w:line="240" w:lineRule="auto"/>
+        <w:ind w:left="720"/>
+      </w:pPr>
+      <w:r>
+        <w:rPr>
+          <w:lang w:val="zh_TW" w:bidi="zh_TW"/>
+        </w:rPr>
+      </w:r>
+      <w:r>
+        <w:rPr>
+          <w:lang w:val="zh_TW" w:bidi="zh_TW"/>
+        </w:rPr>
+        <w:t>彌迦書2:4</w:t>
+      </w:r>
+    </w:p>
+    <w:p>
+      <w:pPr>
+        <w:pStyle w:val="ListBullet"/>
+        <w:spacing w:line="240" w:lineRule="auto"/>
+        <w:ind w:left="720"/>
+      </w:pPr>
+      <w:r>
+        <w:rPr>
+          <w:lang w:val="zh_TW" w:bidi="zh_TW"/>
+        </w:rPr>
+      </w:r>
+      <w:r>
+        <w:rPr>
+          <w:lang w:val="zh_TW" w:bidi="zh_TW"/>
+        </w:rPr>
+        <w:t>詩篇102:1–2</w:t>
+      </w:r>
+    </w:p>
+    <w:p>
+      <w:pPr>
+        <w:pStyle w:val="ListBullet"/>
+        <w:spacing w:line="240" w:lineRule="auto"/>
+        <w:ind w:left="720"/>
+      </w:pPr>
+      <w:r>
+        <w:rPr>
+          <w:lang w:val="zh_TW" w:bidi="zh_TW"/>
+        </w:rPr>
+      </w:r>
+      <w:r>
+        <w:rPr>
+          <w:lang w:val="zh_TW" w:bidi="zh_TW"/>
+        </w:rPr>
+        <w:t>撒迦利亞書11:2</w:t>
+      </w:r>
     </w:p>
     <w:p>
       <w:pPr>
@@ -1150,138 +1066,102 @@
           <w:lang w:val="zh_TW" w:bidi="zh_TW"/>
         </w:rPr>
       </w:r>
-      <w:hyperlink r:id="rId27">
-        <w:r>
-          <w:rPr>
-            <w:lang w:val="zh_TW" w:bidi="zh_TW"/>
-          </w:rPr>
-          <w:rPr>
-            <w:color w:val="0000EE"/>
-            <w:u w:val="single"/>
-          </w:rPr>
-          <w:t>撒母耳記上4:7–9</w:t>
-        </w:r>
-      </w:hyperlink>
-    </w:p>
-    <w:p>
-      <w:pPr>
-        <w:pStyle w:val="ListBullet"/>
-        <w:spacing w:line="240" w:lineRule="auto"/>
-        <w:ind w:left="720"/>
-      </w:pPr>
-      <w:r>
-        <w:rPr>
-          <w:lang w:val="zh_TW" w:bidi="zh_TW"/>
-        </w:rPr>
-      </w:r>
-      <w:hyperlink r:id="rId28">
-        <w:r>
-          <w:rPr>
-            <w:lang w:val="zh_TW" w:bidi="zh_TW"/>
-          </w:rPr>
-          <w:rPr>
-            <w:color w:val="0000EE"/>
-            <w:u w:val="single"/>
-          </w:rPr>
-          <w:t>使徒行傳7:10</w:t>
-        </w:r>
-      </w:hyperlink>
-    </w:p>
-    <w:p>
-      <w:pPr>
-        <w:pStyle w:val="ListBullet"/>
-        <w:spacing w:line="240" w:lineRule="auto"/>
-        <w:ind w:left="720"/>
-      </w:pPr>
-      <w:r>
-        <w:rPr>
-          <w:lang w:val="zh_TW" w:bidi="zh_TW"/>
-        </w:rPr>
-      </w:r>
-      <w:hyperlink r:id="rId29">
-        <w:r>
-          <w:rPr>
-            <w:lang w:val="zh_TW" w:bidi="zh_TW"/>
-          </w:rPr>
-          <w:rPr>
-            <w:color w:val="0000EE"/>
-            <w:u w:val="single"/>
-          </w:rPr>
-          <w:t>出埃及記3:7</w:t>
-        </w:r>
-      </w:hyperlink>
-    </w:p>
-    <w:p>
-      <w:pPr>
-        <w:pStyle w:val="ListBullet"/>
-        <w:spacing w:line="240" w:lineRule="auto"/>
-        <w:ind w:left="720"/>
-      </w:pPr>
-      <w:r>
-        <w:rPr>
-          <w:lang w:val="zh_TW" w:bidi="zh_TW"/>
-        </w:rPr>
-      </w:r>
-      <w:hyperlink r:id="rId30">
-        <w:r>
-          <w:rPr>
-            <w:lang w:val="zh_TW" w:bidi="zh_TW"/>
-          </w:rPr>
-          <w:rPr>
-            <w:color w:val="0000EE"/>
-            <w:u w:val="single"/>
-          </w:rPr>
-          <w:t>創世記41:29</w:t>
-        </w:r>
-      </w:hyperlink>
-    </w:p>
-    <w:p>
-      <w:pPr>
-        <w:pStyle w:val="ListBullet"/>
-        <w:spacing w:line="240" w:lineRule="auto"/>
-        <w:ind w:left="720"/>
-      </w:pPr>
-      <w:r>
-        <w:rPr>
-          <w:lang w:val="zh_TW" w:bidi="zh_TW"/>
-        </w:rPr>
-      </w:r>
-      <w:hyperlink r:id="rId31">
-        <w:r>
-          <w:rPr>
-            <w:lang w:val="zh_TW" w:bidi="zh_TW"/>
-          </w:rPr>
-          <w:rPr>
-            <w:color w:val="0000EE"/>
-            <w:u w:val="single"/>
-          </w:rPr>
-          <w:t>創世記41:57</w:t>
-        </w:r>
-      </w:hyperlink>
-    </w:p>
-    <w:p>
-      <w:pPr>
-        <w:pStyle w:val="ListBullet"/>
-        <w:spacing w:line="240" w:lineRule="auto"/>
-        <w:ind w:left="720"/>
-      </w:pPr>
-      <w:r>
-        <w:rPr>
-          <w:lang w:val="zh_TW" w:bidi="zh_TW"/>
-        </w:rPr>
-      </w:r>
-      <w:hyperlink r:id="rId32">
-        <w:r>
-          <w:rPr>
-            <w:lang w:val="zh_TW" w:bidi="zh_TW"/>
-          </w:rPr>
-          <w:rPr>
-            <w:color w:val="0000EE"/>
-            <w:u w:val="single"/>
-          </w:rPr>
-          <w:t>馬太福音2:15</w:t>
-        </w:r>
-      </w:hyperlink>
+      <w:r>
+        <w:rPr>
+          <w:lang w:val="zh_TW" w:bidi="zh_TW"/>
+        </w:rPr>
+        <w:t>撒母耳記上4:7–9</w:t>
+      </w:r>
+    </w:p>
+    <w:p>
+      <w:pPr>
+        <w:pStyle w:val="ListBullet"/>
+        <w:spacing w:line="240" w:lineRule="auto"/>
+        <w:ind w:left="720"/>
+      </w:pPr>
+      <w:r>
+        <w:rPr>
+          <w:lang w:val="zh_TW" w:bidi="zh_TW"/>
+        </w:rPr>
+      </w:r>
+      <w:r>
+        <w:rPr>
+          <w:lang w:val="zh_TW" w:bidi="zh_TW"/>
+        </w:rPr>
+        <w:t>使徒行傳7:10</w:t>
+      </w:r>
+    </w:p>
+    <w:p>
+      <w:pPr>
+        <w:pStyle w:val="ListBullet"/>
+        <w:spacing w:line="240" w:lineRule="auto"/>
+        <w:ind w:left="720"/>
+      </w:pPr>
+      <w:r>
+        <w:rPr>
+          <w:lang w:val="zh_TW" w:bidi="zh_TW"/>
+        </w:rPr>
+      </w:r>
+      <w:r>
+        <w:rPr>
+          <w:lang w:val="zh_TW" w:bidi="zh_TW"/>
+        </w:rPr>
+        <w:t>出埃及記3:7</w:t>
+      </w:r>
+    </w:p>
+    <w:p>
+      <w:pPr>
+        <w:pStyle w:val="ListBullet"/>
+        <w:spacing w:line="240" w:lineRule="auto"/>
+        <w:ind w:left="720"/>
+      </w:pPr>
+      <w:r>
+        <w:rPr>
+          <w:lang w:val="zh_TW" w:bidi="zh_TW"/>
+        </w:rPr>
+      </w:r>
+      <w:r>
+        <w:rPr>
+          <w:lang w:val="zh_TW" w:bidi="zh_TW"/>
+        </w:rPr>
+        <w:t>創世記41:29</w:t>
+      </w:r>
+    </w:p>
+    <w:p>
+      <w:pPr>
+        <w:pStyle w:val="ListBullet"/>
+        <w:spacing w:line="240" w:lineRule="auto"/>
+        <w:ind w:left="720"/>
+      </w:pPr>
+      <w:r>
+        <w:rPr>
+          <w:lang w:val="zh_TW" w:bidi="zh_TW"/>
+        </w:rPr>
+      </w:r>
+      <w:r>
+        <w:rPr>
+          <w:lang w:val="zh_TW" w:bidi="zh_TW"/>
+        </w:rPr>
+        <w:t>創世記41:57</w:t>
+      </w:r>
+    </w:p>
+    <w:p>
+      <w:pPr>
+        <w:pStyle w:val="ListBullet"/>
+        <w:spacing w:line="240" w:lineRule="auto"/>
+        <w:ind w:left="720"/>
+      </w:pPr>
+      <w:r>
+        <w:rPr>
+          <w:lang w:val="zh_TW" w:bidi="zh_TW"/>
+        </w:rPr>
+      </w:r>
+      <w:r>
+        <w:rPr>
+          <w:lang w:val="zh_TW" w:bidi="zh_TW"/>
+        </w:rPr>
+        <w:t>馬太福音2:15</w:t>
+      </w:r>
     </w:p>
     <w:p>
       <w:pPr>
@@ -1750,114 +1630,84 @@
           <w:lang w:val="zh_TW" w:bidi="zh_TW"/>
         </w:rPr>
       </w:r>
-      <w:hyperlink r:id="rId33">
-        <w:r>
-          <w:rPr>
-            <w:lang w:val="zh_TW" w:bidi="zh_TW"/>
-          </w:rPr>
-          <w:rPr>
-            <w:color w:val="0000EE"/>
-            <w:u w:val="single"/>
-          </w:rPr>
-          <w:t>以斯拉記2:27–30</w:t>
-        </w:r>
-      </w:hyperlink>
-    </w:p>
-    <w:p>
-      <w:pPr>
-        <w:pStyle w:val="ListBullet"/>
-        <w:spacing w:line="240" w:lineRule="auto"/>
-        <w:ind w:left="720"/>
-      </w:pPr>
-      <w:r>
-        <w:rPr>
-          <w:lang w:val="zh_TW" w:bidi="zh_TW"/>
-        </w:rPr>
-      </w:r>
-      <w:hyperlink r:id="rId34">
-        <w:r>
-          <w:rPr>
-            <w:lang w:val="zh_TW" w:bidi="zh_TW"/>
-          </w:rPr>
-          <w:rPr>
-            <w:color w:val="0000EE"/>
-            <w:u w:val="single"/>
-          </w:rPr>
-          <w:t>創世記12:8–9</w:t>
-        </w:r>
-      </w:hyperlink>
-    </w:p>
-    <w:p>
-      <w:pPr>
-        <w:pStyle w:val="ListBullet"/>
-        <w:spacing w:line="240" w:lineRule="auto"/>
-        <w:ind w:left="720"/>
-      </w:pPr>
-      <w:r>
-        <w:rPr>
-          <w:lang w:val="zh_TW" w:bidi="zh_TW"/>
-        </w:rPr>
-      </w:r>
-      <w:hyperlink r:id="rId35">
-        <w:r>
-          <w:rPr>
-            <w:lang w:val="zh_TW" w:bidi="zh_TW"/>
-          </w:rPr>
-          <w:rPr>
-            <w:color w:val="0000EE"/>
-            <w:u w:val="single"/>
-          </w:rPr>
-          <w:t>創世記13:3–4</w:t>
-        </w:r>
-      </w:hyperlink>
-    </w:p>
-    <w:p>
-      <w:pPr>
-        <w:pStyle w:val="ListBullet"/>
-        <w:spacing w:line="240" w:lineRule="auto"/>
-        <w:ind w:left="720"/>
-      </w:pPr>
-      <w:r>
-        <w:rPr>
-          <w:lang w:val="zh_TW" w:bidi="zh_TW"/>
-        </w:rPr>
-      </w:r>
-      <w:hyperlink r:id="rId36">
-        <w:r>
-          <w:rPr>
-            <w:lang w:val="zh_TW" w:bidi="zh_TW"/>
-          </w:rPr>
-          <w:rPr>
-            <w:color w:val="0000EE"/>
-            <w:u w:val="single"/>
-          </w:rPr>
-          <w:t>約書亞記7:3</w:t>
-        </w:r>
-      </w:hyperlink>
-    </w:p>
-    <w:p>
-      <w:pPr>
-        <w:pStyle w:val="ListBullet"/>
-        <w:spacing w:line="240" w:lineRule="auto"/>
-        <w:ind w:left="720"/>
-      </w:pPr>
-      <w:r>
-        <w:rPr>
-          <w:lang w:val="zh_TW" w:bidi="zh_TW"/>
-        </w:rPr>
-      </w:r>
-      <w:hyperlink r:id="rId37">
-        <w:r>
-          <w:rPr>
-            <w:lang w:val="zh_TW" w:bidi="zh_TW"/>
-          </w:rPr>
-          <w:rPr>
-            <w:color w:val="0000EE"/>
-            <w:u w:val="single"/>
-          </w:rPr>
-          <w:t>約書亞記8:12</w:t>
-        </w:r>
-      </w:hyperlink>
+      <w:r>
+        <w:rPr>
+          <w:lang w:val="zh_TW" w:bidi="zh_TW"/>
+        </w:rPr>
+        <w:t>以斯拉記2:27–30</w:t>
+      </w:r>
+    </w:p>
+    <w:p>
+      <w:pPr>
+        <w:pStyle w:val="ListBullet"/>
+        <w:spacing w:line="240" w:lineRule="auto"/>
+        <w:ind w:left="720"/>
+      </w:pPr>
+      <w:r>
+        <w:rPr>
+          <w:lang w:val="zh_TW" w:bidi="zh_TW"/>
+        </w:rPr>
+      </w:r>
+      <w:r>
+        <w:rPr>
+          <w:lang w:val="zh_TW" w:bidi="zh_TW"/>
+        </w:rPr>
+        <w:t>創世記12:8–9</w:t>
+      </w:r>
+    </w:p>
+    <w:p>
+      <w:pPr>
+        <w:pStyle w:val="ListBullet"/>
+        <w:spacing w:line="240" w:lineRule="auto"/>
+        <w:ind w:left="720"/>
+      </w:pPr>
+      <w:r>
+        <w:rPr>
+          <w:lang w:val="zh_TW" w:bidi="zh_TW"/>
+        </w:rPr>
+      </w:r>
+      <w:r>
+        <w:rPr>
+          <w:lang w:val="zh_TW" w:bidi="zh_TW"/>
+        </w:rPr>
+        <w:t>創世記13:3–4</w:t>
+      </w:r>
+    </w:p>
+    <w:p>
+      <w:pPr>
+        <w:pStyle w:val="ListBullet"/>
+        <w:spacing w:line="240" w:lineRule="auto"/>
+        <w:ind w:left="720"/>
+      </w:pPr>
+      <w:r>
+        <w:rPr>
+          <w:lang w:val="zh_TW" w:bidi="zh_TW"/>
+        </w:rPr>
+      </w:r>
+      <w:r>
+        <w:rPr>
+          <w:lang w:val="zh_TW" w:bidi="zh_TW"/>
+        </w:rPr>
+        <w:t>約書亞記7:3</w:t>
+      </w:r>
+    </w:p>
+    <w:p>
+      <w:pPr>
+        <w:pStyle w:val="ListBullet"/>
+        <w:spacing w:line="240" w:lineRule="auto"/>
+        <w:ind w:left="720"/>
+      </w:pPr>
+      <w:r>
+        <w:rPr>
+          <w:lang w:val="zh_TW" w:bidi="zh_TW"/>
+        </w:rPr>
+      </w:r>
+      <w:r>
+        <w:rPr>
+          <w:lang w:val="zh_TW" w:bidi="zh_TW"/>
+        </w:rPr>
+        <w:t>約書亞記8:12</w:t>
+      </w:r>
     </w:p>
     <w:p>
       <w:pPr>
@@ -2390,282 +2240,210 @@
           <w:lang w:val="zh_TW" w:bidi="zh_TW"/>
         </w:rPr>
       </w:r>
-      <w:hyperlink r:id="rId38">
-        <w:r>
-          <w:rPr>
-            <w:lang w:val="zh_TW" w:bidi="zh_TW"/>
-          </w:rPr>
-          <w:rPr>
-            <w:color w:val="0000EE"/>
-            <w:u w:val="single"/>
-          </w:rPr>
-          <w:t>哥林多前書13:7</w:t>
-        </w:r>
-      </w:hyperlink>
-    </w:p>
-    <w:p>
-      <w:pPr>
-        <w:pStyle w:val="ListBullet"/>
-        <w:spacing w:line="240" w:lineRule="auto"/>
-        <w:ind w:left="720"/>
-      </w:pPr>
-      <w:r>
-        <w:rPr>
-          <w:lang w:val="zh_TW" w:bidi="zh_TW"/>
-        </w:rPr>
-      </w:r>
-      <w:hyperlink r:id="rId39">
-        <w:r>
-          <w:rPr>
-            <w:lang w:val="zh_TW" w:bidi="zh_TW"/>
-          </w:rPr>
-          <w:rPr>
-            <w:color w:val="0000EE"/>
-            <w:u w:val="single"/>
-          </w:rPr>
-          <w:t>約翰一書3:2</w:t>
-        </w:r>
-      </w:hyperlink>
-    </w:p>
-    <w:p>
-      <w:pPr>
-        <w:pStyle w:val="ListBullet"/>
-        <w:spacing w:line="240" w:lineRule="auto"/>
-        <w:ind w:left="720"/>
-      </w:pPr>
-      <w:r>
-        <w:rPr>
-          <w:lang w:val="zh_TW" w:bidi="zh_TW"/>
-        </w:rPr>
-      </w:r>
-      <w:hyperlink r:id="rId40">
-        <w:r>
-          <w:rPr>
-            <w:lang w:val="zh_TW" w:bidi="zh_TW"/>
-          </w:rPr>
-          <w:rPr>
-            <w:color w:val="0000EE"/>
-            <w:u w:val="single"/>
-          </w:rPr>
-          <w:t>帖撒羅尼迦前書4:10</w:t>
-        </w:r>
-      </w:hyperlink>
-    </w:p>
-    <w:p>
-      <w:pPr>
-        <w:pStyle w:val="ListBullet"/>
-        <w:spacing w:line="240" w:lineRule="auto"/>
-        <w:ind w:left="720"/>
-      </w:pPr>
-      <w:r>
-        <w:rPr>
-          <w:lang w:val="zh_TW" w:bidi="zh_TW"/>
-        </w:rPr>
-      </w:r>
-      <w:hyperlink r:id="rId41">
-        <w:r>
-          <w:rPr>
-            <w:lang w:val="zh_TW" w:bidi="zh_TW"/>
-          </w:rPr>
-          <w:rPr>
-            <w:color w:val="0000EE"/>
-            <w:u w:val="single"/>
-          </w:rPr>
-          <w:t>加拉太書5:23</w:t>
-        </w:r>
-      </w:hyperlink>
-    </w:p>
-    <w:p>
-      <w:pPr>
-        <w:pStyle w:val="ListBullet"/>
-        <w:spacing w:line="240" w:lineRule="auto"/>
-        <w:ind w:left="720"/>
-      </w:pPr>
-      <w:r>
-        <w:rPr>
-          <w:lang w:val="zh_TW" w:bidi="zh_TW"/>
-        </w:rPr>
-      </w:r>
-      <w:hyperlink r:id="rId42">
-        <w:r>
-          <w:rPr>
-            <w:lang w:val="zh_TW" w:bidi="zh_TW"/>
-          </w:rPr>
-          <w:rPr>
-            <w:color w:val="0000EE"/>
-            <w:u w:val="single"/>
-          </w:rPr>
-          <w:t>創世記29:18</w:t>
-        </w:r>
-      </w:hyperlink>
-    </w:p>
-    <w:p>
-      <w:pPr>
-        <w:pStyle w:val="ListBullet"/>
-        <w:spacing w:line="240" w:lineRule="auto"/>
-        <w:ind w:left="720"/>
-      </w:pPr>
-      <w:r>
-        <w:rPr>
-          <w:lang w:val="zh_TW" w:bidi="zh_TW"/>
-        </w:rPr>
-      </w:r>
-      <w:hyperlink r:id="rId43">
-        <w:r>
-          <w:rPr>
-            <w:lang w:val="zh_TW" w:bidi="zh_TW"/>
-          </w:rPr>
-          <w:rPr>
-            <w:color w:val="0000EE"/>
-            <w:u w:val="single"/>
-          </w:rPr>
-          <w:t>以賽亞書56:6</w:t>
-        </w:r>
-      </w:hyperlink>
-    </w:p>
-    <w:p>
-      <w:pPr>
-        <w:pStyle w:val="ListBullet"/>
-        <w:spacing w:line="240" w:lineRule="auto"/>
-        <w:ind w:left="720"/>
-      </w:pPr>
-      <w:r>
-        <w:rPr>
-          <w:lang w:val="zh_TW" w:bidi="zh_TW"/>
-        </w:rPr>
-      </w:r>
-      <w:hyperlink r:id="rId44">
-        <w:r>
-          <w:rPr>
-            <w:lang w:val="zh_TW" w:bidi="zh_TW"/>
-          </w:rPr>
-          <w:rPr>
-            <w:color w:val="0000EE"/>
-            <w:u w:val="single"/>
-          </w:rPr>
-          <w:t>耶利米書2:2</w:t>
-        </w:r>
-      </w:hyperlink>
-    </w:p>
-    <w:p>
-      <w:pPr>
-        <w:pStyle w:val="ListBullet"/>
-        <w:spacing w:line="240" w:lineRule="auto"/>
-        <w:ind w:left="720"/>
-      </w:pPr>
-      <w:r>
-        <w:rPr>
-          <w:lang w:val="zh_TW" w:bidi="zh_TW"/>
-        </w:rPr>
-      </w:r>
-      <w:hyperlink r:id="rId45">
-        <w:r>
-          <w:rPr>
-            <w:lang w:val="zh_TW" w:bidi="zh_TW"/>
-          </w:rPr>
-          <w:rPr>
-            <w:color w:val="0000EE"/>
-            <w:u w:val="single"/>
-          </w:rPr>
-          <w:t>約翰福音3:16</w:t>
-        </w:r>
-      </w:hyperlink>
-    </w:p>
-    <w:p>
-      <w:pPr>
-        <w:pStyle w:val="ListBullet"/>
-        <w:spacing w:line="240" w:lineRule="auto"/>
-        <w:ind w:left="720"/>
-      </w:pPr>
-      <w:r>
-        <w:rPr>
-          <w:lang w:val="zh_TW" w:bidi="zh_TW"/>
-        </w:rPr>
-      </w:r>
-      <w:hyperlink r:id="rId46">
-        <w:r>
-          <w:rPr>
-            <w:lang w:val="zh_TW" w:bidi="zh_TW"/>
-          </w:rPr>
-          <w:rPr>
-            <w:color w:val="0000EE"/>
-            <w:u w:val="single"/>
-          </w:rPr>
-          <w:t>馬太福音10:37</w:t>
-        </w:r>
-      </w:hyperlink>
-    </w:p>
-    <w:p>
-      <w:pPr>
-        <w:pStyle w:val="ListBullet"/>
-        <w:spacing w:line="240" w:lineRule="auto"/>
-        <w:ind w:left="720"/>
-      </w:pPr>
-      <w:r>
-        <w:rPr>
-          <w:lang w:val="zh_TW" w:bidi="zh_TW"/>
-        </w:rPr>
-      </w:r>
-      <w:hyperlink r:id="rId47">
-        <w:r>
-          <w:rPr>
-            <w:lang w:val="zh_TW" w:bidi="zh_TW"/>
-          </w:rPr>
-          <w:rPr>
-            <w:color w:val="0000EE"/>
-            <w:u w:val="single"/>
-          </w:rPr>
-          <w:t>尼希米記9:32–34</w:t>
-        </w:r>
-      </w:hyperlink>
-    </w:p>
-    <w:p>
-      <w:pPr>
-        <w:pStyle w:val="ListBullet"/>
-        <w:spacing w:line="240" w:lineRule="auto"/>
-        <w:ind w:left="720"/>
-      </w:pPr>
-      <w:r>
-        <w:rPr>
-          <w:lang w:val="zh_TW" w:bidi="zh_TW"/>
-        </w:rPr>
-      </w:r>
-      <w:hyperlink r:id="rId48">
-        <w:r>
-          <w:rPr>
-            <w:lang w:val="zh_TW" w:bidi="zh_TW"/>
-          </w:rPr>
-          <w:rPr>
-            <w:color w:val="0000EE"/>
-            <w:u w:val="single"/>
-          </w:rPr>
-          <w:t>腓立比書1:9</w:t>
-        </w:r>
-      </w:hyperlink>
-    </w:p>
-    <w:p>
-      <w:pPr>
-        <w:pStyle w:val="ListBullet"/>
-        <w:spacing w:line="240" w:lineRule="auto"/>
-        <w:ind w:left="720"/>
-      </w:pPr>
-      <w:r>
-        <w:rPr>
-          <w:lang w:val="zh_TW" w:bidi="zh_TW"/>
-        </w:rPr>
-      </w:r>
-      <w:hyperlink r:id="rId49">
-        <w:r>
-          <w:rPr>
-            <w:lang w:val="zh_TW" w:bidi="zh_TW"/>
-          </w:rPr>
-          <w:rPr>
-            <w:color w:val="0000EE"/>
-            <w:u w:val="single"/>
-          </w:rPr>
-          <w:t>雅歌1:2</w:t>
-        </w:r>
-      </w:hyperlink>
+      <w:r>
+        <w:rPr>
+          <w:lang w:val="zh_TW" w:bidi="zh_TW"/>
+        </w:rPr>
+        <w:t>哥林多前書13:7</w:t>
+      </w:r>
+    </w:p>
+    <w:p>
+      <w:pPr>
+        <w:pStyle w:val="ListBullet"/>
+        <w:spacing w:line="240" w:lineRule="auto"/>
+        <w:ind w:left="720"/>
+      </w:pPr>
+      <w:r>
+        <w:rPr>
+          <w:lang w:val="zh_TW" w:bidi="zh_TW"/>
+        </w:rPr>
+      </w:r>
+      <w:r>
+        <w:rPr>
+          <w:lang w:val="zh_TW" w:bidi="zh_TW"/>
+        </w:rPr>
+        <w:t>約翰一書3:2</w:t>
+      </w:r>
+    </w:p>
+    <w:p>
+      <w:pPr>
+        <w:pStyle w:val="ListBullet"/>
+        <w:spacing w:line="240" w:lineRule="auto"/>
+        <w:ind w:left="720"/>
+      </w:pPr>
+      <w:r>
+        <w:rPr>
+          <w:lang w:val="zh_TW" w:bidi="zh_TW"/>
+        </w:rPr>
+      </w:r>
+      <w:r>
+        <w:rPr>
+          <w:lang w:val="zh_TW" w:bidi="zh_TW"/>
+        </w:rPr>
+        <w:t>帖撒羅尼迦前書4:10</w:t>
+      </w:r>
+    </w:p>
+    <w:p>
+      <w:pPr>
+        <w:pStyle w:val="ListBullet"/>
+        <w:spacing w:line="240" w:lineRule="auto"/>
+        <w:ind w:left="720"/>
+      </w:pPr>
+      <w:r>
+        <w:rPr>
+          <w:lang w:val="zh_TW" w:bidi="zh_TW"/>
+        </w:rPr>
+      </w:r>
+      <w:r>
+        <w:rPr>
+          <w:lang w:val="zh_TW" w:bidi="zh_TW"/>
+        </w:rPr>
+        <w:t>加拉太書5:23</w:t>
+      </w:r>
+    </w:p>
+    <w:p>
+      <w:pPr>
+        <w:pStyle w:val="ListBullet"/>
+        <w:spacing w:line="240" w:lineRule="auto"/>
+        <w:ind w:left="720"/>
+      </w:pPr>
+      <w:r>
+        <w:rPr>
+          <w:lang w:val="zh_TW" w:bidi="zh_TW"/>
+        </w:rPr>
+      </w:r>
+      <w:r>
+        <w:rPr>
+          <w:lang w:val="zh_TW" w:bidi="zh_TW"/>
+        </w:rPr>
+        <w:t>創世記29:18</w:t>
+      </w:r>
+    </w:p>
+    <w:p>
+      <w:pPr>
+        <w:pStyle w:val="ListBullet"/>
+        <w:spacing w:line="240" w:lineRule="auto"/>
+        <w:ind w:left="720"/>
+      </w:pPr>
+      <w:r>
+        <w:rPr>
+          <w:lang w:val="zh_TW" w:bidi="zh_TW"/>
+        </w:rPr>
+      </w:r>
+      <w:r>
+        <w:rPr>
+          <w:lang w:val="zh_TW" w:bidi="zh_TW"/>
+        </w:rPr>
+        <w:t>以賽亞書56:6</w:t>
+      </w:r>
+    </w:p>
+    <w:p>
+      <w:pPr>
+        <w:pStyle w:val="ListBullet"/>
+        <w:spacing w:line="240" w:lineRule="auto"/>
+        <w:ind w:left="720"/>
+      </w:pPr>
+      <w:r>
+        <w:rPr>
+          <w:lang w:val="zh_TW" w:bidi="zh_TW"/>
+        </w:rPr>
+      </w:r>
+      <w:r>
+        <w:rPr>
+          <w:lang w:val="zh_TW" w:bidi="zh_TW"/>
+        </w:rPr>
+        <w:t>耶利米書2:2</w:t>
+      </w:r>
+    </w:p>
+    <w:p>
+      <w:pPr>
+        <w:pStyle w:val="ListBullet"/>
+        <w:spacing w:line="240" w:lineRule="auto"/>
+        <w:ind w:left="720"/>
+      </w:pPr>
+      <w:r>
+        <w:rPr>
+          <w:lang w:val="zh_TW" w:bidi="zh_TW"/>
+        </w:rPr>
+      </w:r>
+      <w:r>
+        <w:rPr>
+          <w:lang w:val="zh_TW" w:bidi="zh_TW"/>
+        </w:rPr>
+        <w:t>約翰福音3:16</w:t>
+      </w:r>
+    </w:p>
+    <w:p>
+      <w:pPr>
+        <w:pStyle w:val="ListBullet"/>
+        <w:spacing w:line="240" w:lineRule="auto"/>
+        <w:ind w:left="720"/>
+      </w:pPr>
+      <w:r>
+        <w:rPr>
+          <w:lang w:val="zh_TW" w:bidi="zh_TW"/>
+        </w:rPr>
+      </w:r>
+      <w:r>
+        <w:rPr>
+          <w:lang w:val="zh_TW" w:bidi="zh_TW"/>
+        </w:rPr>
+        <w:t>馬太福音10:37</w:t>
+      </w:r>
+    </w:p>
+    <w:p>
+      <w:pPr>
+        <w:pStyle w:val="ListBullet"/>
+        <w:spacing w:line="240" w:lineRule="auto"/>
+        <w:ind w:left="720"/>
+      </w:pPr>
+      <w:r>
+        <w:rPr>
+          <w:lang w:val="zh_TW" w:bidi="zh_TW"/>
+        </w:rPr>
+      </w:r>
+      <w:r>
+        <w:rPr>
+          <w:lang w:val="zh_TW" w:bidi="zh_TW"/>
+        </w:rPr>
+        <w:t>尼希米記9:32–34</w:t>
+      </w:r>
+    </w:p>
+    <w:p>
+      <w:pPr>
+        <w:pStyle w:val="ListBullet"/>
+        <w:spacing w:line="240" w:lineRule="auto"/>
+        <w:ind w:left="720"/>
+      </w:pPr>
+      <w:r>
+        <w:rPr>
+          <w:lang w:val="zh_TW" w:bidi="zh_TW"/>
+        </w:rPr>
+      </w:r>
+      <w:r>
+        <w:rPr>
+          <w:lang w:val="zh_TW" w:bidi="zh_TW"/>
+        </w:rPr>
+        <w:t>腓立比書1:9</w:t>
+      </w:r>
+    </w:p>
+    <w:p>
+      <w:pPr>
+        <w:pStyle w:val="ListBullet"/>
+        <w:spacing w:line="240" w:lineRule="auto"/>
+        <w:ind w:left="720"/>
+      </w:pPr>
+      <w:r>
+        <w:rPr>
+          <w:lang w:val="zh_TW" w:bidi="zh_TW"/>
+        </w:rPr>
+      </w:r>
+      <w:r>
+        <w:rPr>
+          <w:lang w:val="zh_TW" w:bidi="zh_TW"/>
+        </w:rPr>
+        <w:t>雅歌1:2</w:t>
+      </w:r>
     </w:p>
     <w:p>
       <w:pPr>
@@ -3373,90 +3151,66 @@
           <w:lang w:val="zh_TW" w:bidi="zh_TW"/>
         </w:rPr>
       </w:r>
-      <w:hyperlink r:id="rId50">
-        <w:r>
-          <w:rPr>
-            <w:lang w:val="zh_TW" w:bidi="zh_TW"/>
-          </w:rPr>
-          <w:rPr>
-            <w:color w:val="0000EE"/>
-            <w:u w:val="single"/>
-          </w:rPr>
-          <w:t>何西阿書2:5</w:t>
-        </w:r>
-      </w:hyperlink>
-    </w:p>
-    <w:p>
-      <w:pPr>
-        <w:pStyle w:val="ListBullet"/>
-        <w:spacing w:line="240" w:lineRule="auto"/>
-        <w:ind w:left="720"/>
-      </w:pPr>
-      <w:r>
-        <w:rPr>
-          <w:lang w:val="zh_TW" w:bidi="zh_TW"/>
-        </w:rPr>
-      </w:r>
-      <w:hyperlink r:id="rId51">
-        <w:r>
-          <w:rPr>
-            <w:lang w:val="zh_TW" w:bidi="zh_TW"/>
-          </w:rPr>
-          <w:rPr>
-            <w:color w:val="0000EE"/>
-            <w:u w:val="single"/>
-          </w:rPr>
-          <w:t>耶利米書3:2</w:t>
-        </w:r>
-      </w:hyperlink>
-    </w:p>
-    <w:p>
-      <w:pPr>
-        <w:pStyle w:val="ListBullet"/>
-        <w:spacing w:line="240" w:lineRule="auto"/>
-        <w:ind w:left="720"/>
-      </w:pPr>
-      <w:r>
-        <w:rPr>
-          <w:lang w:val="zh_TW" w:bidi="zh_TW"/>
-        </w:rPr>
-      </w:r>
-      <w:hyperlink r:id="rId52">
-        <w:r>
-          <w:rPr>
-            <w:lang w:val="zh_TW" w:bidi="zh_TW"/>
-          </w:rPr>
-          <w:rPr>
-            <w:color w:val="0000EE"/>
-            <w:u w:val="single"/>
-          </w:rPr>
-          <w:t>耶利米哀歌1:2</w:t>
-        </w:r>
-      </w:hyperlink>
-    </w:p>
-    <w:p>
-      <w:pPr>
-        <w:pStyle w:val="ListBullet"/>
-        <w:spacing w:line="240" w:lineRule="auto"/>
-        <w:ind w:left="720"/>
-      </w:pPr>
-      <w:r>
-        <w:rPr>
-          <w:lang w:val="zh_TW" w:bidi="zh_TW"/>
-        </w:rPr>
-      </w:r>
-      <w:hyperlink r:id="rId53">
-        <w:r>
-          <w:rPr>
-            <w:lang w:val="zh_TW" w:bidi="zh_TW"/>
-          </w:rPr>
-          <w:rPr>
-            <w:color w:val="0000EE"/>
-            <w:u w:val="single"/>
-          </w:rPr>
-          <w:t>路加福音16:14</w:t>
-        </w:r>
-      </w:hyperlink>
+      <w:r>
+        <w:rPr>
+          <w:lang w:val="zh_TW" w:bidi="zh_TW"/>
+        </w:rPr>
+        <w:t>何西阿書2:5</w:t>
+      </w:r>
+    </w:p>
+    <w:p>
+      <w:pPr>
+        <w:pStyle w:val="ListBullet"/>
+        <w:spacing w:line="240" w:lineRule="auto"/>
+        <w:ind w:left="720"/>
+      </w:pPr>
+      <w:r>
+        <w:rPr>
+          <w:lang w:val="zh_TW" w:bidi="zh_TW"/>
+        </w:rPr>
+      </w:r>
+      <w:r>
+        <w:rPr>
+          <w:lang w:val="zh_TW" w:bidi="zh_TW"/>
+        </w:rPr>
+        <w:t>耶利米書3:2</w:t>
+      </w:r>
+    </w:p>
+    <w:p>
+      <w:pPr>
+        <w:pStyle w:val="ListBullet"/>
+        <w:spacing w:line="240" w:lineRule="auto"/>
+        <w:ind w:left="720"/>
+      </w:pPr>
+      <w:r>
+        <w:rPr>
+          <w:lang w:val="zh_TW" w:bidi="zh_TW"/>
+        </w:rPr>
+      </w:r>
+      <w:r>
+        <w:rPr>
+          <w:lang w:val="zh_TW" w:bidi="zh_TW"/>
+        </w:rPr>
+        <w:t>耶利米哀歌1:2</w:t>
+      </w:r>
+    </w:p>
+    <w:p>
+      <w:pPr>
+        <w:pStyle w:val="ListBullet"/>
+        <w:spacing w:line="240" w:lineRule="auto"/>
+        <w:ind w:left="720"/>
+      </w:pPr>
+      <w:r>
+        <w:rPr>
+          <w:lang w:val="zh_TW" w:bidi="zh_TW"/>
+        </w:rPr>
+      </w:r>
+      <w:r>
+        <w:rPr>
+          <w:lang w:val="zh_TW" w:bidi="zh_TW"/>
+        </w:rPr>
+        <w:t>路加福音16:14</w:t>
+      </w:r>
     </w:p>
     <w:p>
       <w:pPr>

--- a/zht/docx/002.content.docx
+++ b/zht/docx/002.content.docx
@@ -2167,19 +2167,7 @@
         <w:rPr>
           <w:lang w:val="zh_TW" w:bidi="zh_TW"/>
         </w:rPr>
-        <w:t>、</w:t>
-      </w:r>
-      <w:r>
-        <w:rPr>
-          <w:lang w:val="zh_TW" w:bidi="zh_TW"/>
-        </w:rPr>
-        <w:t>死</w:t>
-      </w:r>
-      <w:r>
-        <w:rPr>
-          <w:lang w:val="zh_TW" w:bidi="zh_TW"/>
-        </w:rPr>
-        <w:t>、</w:t>
+        <w:t>、死、</w:t>
       </w:r>
       <w:r>
         <w:rPr>
